--- a/制作ノート_果樹園サイト_25017_伊藤千裕２.docx
+++ b/制作ノート_果樹園サイト_25017_伊藤千裕２.docx
@@ -106,6 +106,12 @@
         <w:rPr>
           <w:rFonts w:ascii="ＭＳ Ｐ明朝" w:eastAsia="ＭＳ Ｐ明朝" w:hAnsi="ＭＳ Ｐ明朝" w:hint="eastAsia"/>
         </w:rPr>
+        <w:t>・</w:t>
+      </w:r>
+      <w:r>
+        <w:rPr>
+          <w:rFonts w:ascii="ＭＳ Ｐ明朝" w:eastAsia="ＭＳ Ｐ明朝" w:hAnsi="ＭＳ Ｐ明朝" w:hint="eastAsia"/>
+        </w:rPr>
         <w:t>田端果樹園のことを知ってもらいたい</w:t>
       </w:r>
     </w:p>
@@ -132,15 +138,27 @@
         <w:rPr>
           <w:rFonts w:ascii="ＭＳ Ｐ明朝" w:eastAsia="ＭＳ Ｐ明朝" w:hAnsi="ＭＳ Ｐ明朝" w:hint="eastAsia"/>
         </w:rPr>
+        <w:t>・</w:t>
+      </w:r>
+      <w:r>
+        <w:rPr>
+          <w:rFonts w:ascii="ＭＳ Ｐ明朝" w:eastAsia="ＭＳ Ｐ明朝" w:hAnsi="ＭＳ Ｐ明朝" w:hint="eastAsia"/>
+        </w:rPr>
         <w:t>果実が好きな方</w:t>
       </w:r>
     </w:p>
     <w:p>
       <w:pPr>
         <w:rPr>
-          <w:rFonts w:ascii="ＭＳ Ｐ明朝" w:eastAsia="ＭＳ Ｐ明朝" w:hAnsi="ＭＳ Ｐ明朝" w:hint="eastAsia"/>
-        </w:rPr>
-      </w:pPr>
+          <w:rFonts w:ascii="ＭＳ Ｐ明朝" w:eastAsia="ＭＳ Ｐ明朝" w:hAnsi="ＭＳ Ｐ明朝"/>
+        </w:rPr>
+      </w:pPr>
+      <w:r>
+        <w:rPr>
+          <w:rFonts w:ascii="ＭＳ Ｐ明朝" w:eastAsia="ＭＳ Ｐ明朝" w:hAnsi="ＭＳ Ｐ明朝" w:hint="eastAsia"/>
+        </w:rPr>
+        <w:t>・</w:t>
+      </w:r>
       <w:r>
         <w:rPr>
           <w:rFonts w:ascii="ＭＳ Ｐ明朝" w:eastAsia="ＭＳ Ｐ明朝" w:hAnsi="ＭＳ Ｐ明朝" w:hint="eastAsia"/>
@@ -151,6 +169,19 @@
     <w:p>
       <w:pPr>
         <w:rPr>
+          <w:rFonts w:ascii="ＭＳ Ｐ明朝" w:eastAsia="ＭＳ Ｐ明朝" w:hAnsi="ＭＳ Ｐ明朝" w:hint="eastAsia"/>
+        </w:rPr>
+      </w:pPr>
+      <w:r>
+        <w:rPr>
+          <w:rFonts w:ascii="ＭＳ Ｐ明朝" w:eastAsia="ＭＳ Ｐ明朝" w:hAnsi="ＭＳ Ｐ明朝" w:hint="eastAsia"/>
+        </w:rPr>
+        <w:t>・果実の購入を考えている方</w:t>
+      </w:r>
+    </w:p>
+    <w:p>
+      <w:pPr>
+        <w:rPr>
           <w:rFonts w:ascii="ＭＳ Ｐ明朝" w:eastAsia="ＭＳ Ｐ明朝" w:hAnsi="ＭＳ Ｐ明朝"/>
         </w:rPr>
       </w:pPr>
@@ -198,6 +229,12 @@
         </w:rPr>
         <w:t>6月</w:t>
       </w:r>
+      <w:r>
+        <w:rPr>
+          <w:rFonts w:ascii="ＭＳ Ｐ明朝" w:eastAsia="ＭＳ Ｐ明朝" w:hAnsi="ＭＳ Ｐ明朝" w:hint="eastAsia"/>
+        </w:rPr>
+        <w:t xml:space="preserve">　　　掲載内容の整理</w:t>
+      </w:r>
     </w:p>
     <w:p>
       <w:pPr>
@@ -211,6 +248,12 @@
         </w:rPr>
         <w:t>7月</w:t>
       </w:r>
+      <w:r>
+        <w:rPr>
+          <w:rFonts w:ascii="ＭＳ Ｐ明朝" w:eastAsia="ＭＳ Ｐ明朝" w:hAnsi="ＭＳ Ｐ明朝" w:hint="eastAsia"/>
+        </w:rPr>
+        <w:t xml:space="preserve">　　　デザイン案作成</w:t>
+      </w:r>
     </w:p>
     <w:p>
       <w:pPr>
@@ -224,6 +267,12 @@
         </w:rPr>
         <w:t>8月</w:t>
       </w:r>
+      <w:r>
+        <w:rPr>
+          <w:rFonts w:ascii="ＭＳ Ｐ明朝" w:eastAsia="ＭＳ Ｐ明朝" w:hAnsi="ＭＳ Ｐ明朝" w:hint="eastAsia"/>
+        </w:rPr>
+        <w:t xml:space="preserve">　　　トップページ作成</w:t>
+      </w:r>
     </w:p>
     <w:p>
       <w:pPr>
@@ -237,6 +286,12 @@
         </w:rPr>
         <w:t>9月</w:t>
       </w:r>
+      <w:r>
+        <w:rPr>
+          <w:rFonts w:ascii="ＭＳ Ｐ明朝" w:eastAsia="ＭＳ Ｐ明朝" w:hAnsi="ＭＳ Ｐ明朝" w:hint="eastAsia"/>
+        </w:rPr>
+        <w:t xml:space="preserve">　　　各ページ制作</w:t>
+      </w:r>
     </w:p>
     <w:p>
       <w:pPr>
@@ -250,6 +305,12 @@
         </w:rPr>
         <w:t>１０月</w:t>
       </w:r>
+      <w:r>
+        <w:rPr>
+          <w:rFonts w:ascii="ＭＳ Ｐ明朝" w:eastAsia="ＭＳ Ｐ明朝" w:hAnsi="ＭＳ Ｐ明朝" w:hint="eastAsia"/>
+        </w:rPr>
+        <w:t xml:space="preserve">　　　デザイン調整</w:t>
+      </w:r>
     </w:p>
     <w:p>
       <w:pPr>
@@ -263,6 +324,12 @@
         </w:rPr>
         <w:t>11月</w:t>
       </w:r>
+      <w:r>
+        <w:rPr>
+          <w:rFonts w:ascii="ＭＳ Ｐ明朝" w:eastAsia="ＭＳ Ｐ明朝" w:hAnsi="ＭＳ Ｐ明朝" w:hint="eastAsia"/>
+        </w:rPr>
+        <w:t xml:space="preserve">　　　</w:t>
+      </w:r>
     </w:p>
     <w:p>
       <w:pPr>
@@ -339,7 +406,7 @@
         <w:rPr>
           <w:rFonts w:ascii="ＭＳ Ｐ明朝" w:eastAsia="ＭＳ Ｐ明朝" w:hAnsi="ＭＳ Ｐ明朝" w:hint="eastAsia"/>
         </w:rPr>
-        <w:t>写真</w:t>
+        <w:t>・パソコン，Visual　Studio　Code、THML/CSS，果樹園の写真素材</w:t>
       </w:r>
     </w:p>
     <w:p>
@@ -372,15 +439,21 @@
         <w:rPr>
           <w:rFonts w:ascii="ＭＳ Ｐ明朝" w:eastAsia="ＭＳ Ｐ明朝" w:hAnsi="ＭＳ Ｐ明朝" w:hint="eastAsia"/>
         </w:rPr>
-        <w:t>XXXXXXXXXXXXXXXXXXXXXXXXXXXXXXXXXXXXXXXXXXXXXXXXXXXXXXXXXXXXXXXXXXXXXXXXXXXXXXXXXXXXXXXXXXXXXXXXXXXXXXXXXXXXXXXXXXXXXXXXXXXXXXXXXXXXXXXXXXXXXXXXXXXXXXXXXXXXXXXXXXXXXXXXXXXXXXXXXXXXXXXXXXXXXXXXXXXXXXXXXXXXXXXX</w:t>
-      </w:r>
-    </w:p>
-    <w:p>
-      <w:pPr>
-        <w:rPr>
-          <w:rFonts w:ascii="ＭＳ Ｐ明朝" w:eastAsia="ＭＳ Ｐ明朝" w:hAnsi="ＭＳ Ｐ明朝"/>
-        </w:rPr>
-      </w:pPr>
+        <w:t>田端果樹園の魅力を多くの人に知ってもらうことを目的としたWebサイトを制作する。</w:t>
+      </w:r>
+    </w:p>
+    <w:p>
+      <w:pPr>
+        <w:rPr>
+          <w:rFonts w:ascii="ＭＳ Ｐ明朝" w:eastAsia="ＭＳ Ｐ明朝" w:hAnsi="ＭＳ Ｐ明朝"/>
+        </w:rPr>
+      </w:pPr>
+      <w:r>
+        <w:rPr>
+          <w:rFonts w:ascii="ＭＳ Ｐ明朝" w:eastAsia="ＭＳ Ｐ明朝" w:hAnsi="ＭＳ Ｐ明朝" w:hint="eastAsia"/>
+        </w:rPr>
+        <w:t>撮影場所、情報収集について</w:t>
+      </w:r>
     </w:p>
     <w:p>
       <w:pPr>
@@ -393,19 +466,6 @@
           <w:rFonts w:ascii="ＭＳ Ｐ明朝" w:eastAsia="ＭＳ Ｐ明朝" w:hAnsi="ＭＳ Ｐ明朝" w:hint="eastAsia"/>
         </w:rPr>
         <w:lastRenderedPageBreak/>
-        <w:t>撮影場所、情報収集について</w:t>
-      </w:r>
-    </w:p>
-    <w:p>
-      <w:pPr>
-        <w:rPr>
-          <w:rFonts w:ascii="ＭＳ Ｐ明朝" w:eastAsia="ＭＳ Ｐ明朝" w:hAnsi="ＭＳ Ｐ明朝"/>
-        </w:rPr>
-      </w:pPr>
-      <w:r>
-        <w:rPr>
-          <w:rFonts w:ascii="ＭＳ Ｐ明朝" w:eastAsia="ＭＳ Ｐ明朝" w:hAnsi="ＭＳ Ｐ明朝" w:hint="eastAsia"/>
-        </w:rPr>
         <w:t>田端果樹園</w:t>
       </w:r>
     </w:p>

--- a/制作ノート_果樹園サイト_25017_伊藤千裕２.docx
+++ b/制作ノート_果樹園サイト_25017_伊藤千裕２.docx
@@ -169,7 +169,7 @@
     <w:p>
       <w:pPr>
         <w:rPr>
-          <w:rFonts w:ascii="ＭＳ Ｐ明朝" w:eastAsia="ＭＳ Ｐ明朝" w:hAnsi="ＭＳ Ｐ明朝" w:hint="eastAsia"/>
+          <w:rFonts w:ascii="ＭＳ Ｐ明朝" w:eastAsia="ＭＳ Ｐ明朝" w:hAnsi="ＭＳ Ｐ明朝"/>
         </w:rPr>
       </w:pPr>
       <w:r>
@@ -466,8 +466,33 @@
           <w:rFonts w:ascii="ＭＳ Ｐ明朝" w:eastAsia="ＭＳ Ｐ明朝" w:hAnsi="ＭＳ Ｐ明朝" w:hint="eastAsia"/>
         </w:rPr>
         <w:lastRenderedPageBreak/>
+        <w:t>・</w:t>
+      </w:r>
+      <w:r>
+        <w:rPr>
+          <w:rFonts w:ascii="ＭＳ Ｐ明朝" w:eastAsia="ＭＳ Ｐ明朝" w:hAnsi="ＭＳ Ｐ明朝" w:hint="eastAsia"/>
+        </w:rPr>
         <w:t>田端果樹園</w:t>
       </w:r>
+      <w:r>
+        <w:rPr>
+          <w:rFonts w:ascii="ＭＳ Ｐ明朝" w:eastAsia="ＭＳ Ｐ明朝" w:hAnsi="ＭＳ Ｐ明朝" w:hint="eastAsia"/>
+        </w:rPr>
+        <w:t>の情報</w:t>
+      </w:r>
+    </w:p>
+    <w:p>
+      <w:pPr>
+        <w:rPr>
+          <w:rFonts w:ascii="ＭＳ Ｐ明朝" w:eastAsia="ＭＳ Ｐ明朝" w:hAnsi="ＭＳ Ｐ明朝" w:hint="eastAsia"/>
+        </w:rPr>
+      </w:pPr>
+      <w:r>
+        <w:rPr>
+          <w:rFonts w:ascii="ＭＳ Ｐ明朝" w:eastAsia="ＭＳ Ｐ明朝" w:hAnsi="ＭＳ Ｐ明朝" w:hint="eastAsia"/>
+        </w:rPr>
+        <w:t>・他の果樹園のサイト</w:t>
+      </w:r>
     </w:p>
     <w:p>
       <w:pPr>
@@ -485,7 +510,7 @@
     <w:p>
       <w:pPr>
         <w:rPr>
-          <w:rFonts w:ascii="ＭＳ Ｐ明朝" w:eastAsia="ＭＳ Ｐ明朝" w:hAnsi="ＭＳ Ｐ明朝"/>
+          <w:rFonts w:ascii="ＭＳ Ｐ明朝" w:eastAsia="ＭＳ Ｐ明朝" w:hAnsi="ＭＳ Ｐ明朝" w:hint="eastAsia"/>
         </w:rPr>
       </w:pPr>
     </w:p>
